--- a/sources/mnu-file.docx
+++ b/sources/mnu-file.docx
@@ -213,21 +213,7 @@
         <w:rPr>
           <w:rFonts w:ascii="Aptos" w:hAnsi="Aptos" w:cs="Aptos"/>
         </w:rPr>
-        <w:t xml:space="preserve">These supplemental macros are stored as HTML-Markup but are displayed and can be edited as plain text for convenience.  A total of 60 are available for use but they are not written </w:t>
-      </w:r>
-      <w:proofErr w:type="gramStart"/>
-      <w:r>
-        <w:rPr>
-          <w:rFonts w:ascii="Aptos" w:hAnsi="Aptos" w:cs="Aptos"/>
-        </w:rPr>
-        <w:t>to</w:t>
-      </w:r>
-      <w:proofErr w:type="gramEnd"/>
-      <w:r>
-        <w:rPr>
-          <w:rFonts w:ascii="Aptos" w:hAnsi="Aptos" w:cs="Aptos"/>
-        </w:rPr>
-        <w:t xml:space="preserve"> the HP macros website.  They are local files.  You can create additional macros, test them, and then use windows copy and paste to reply to a user.  </w:t>
+        <w:t xml:space="preserve">These supplemental macros are stored as HTML-Markup but are displayed and can be edited as plain text for convenience.  A total of 60 are available for use but they are not written to the HP macros website.  They are local files.  You can create additional macros, test them, and then use windows copy and paste to reply to a user.  </w:t>
       </w:r>
     </w:p>
     <w:p>
@@ -273,21 +259,7 @@
         <w:rPr>
           <w:rFonts w:ascii="Aptos" w:hAnsi="Aptos" w:cs="Aptos"/>
         </w:rPr>
-        <w:t xml:space="preserve">This dialog box allows you to form URLs that optionally have a phrase that can be clicked on.  Images URLs can be added but only manually.  This is used for testing and nothing is returned to the main dialog box.  You must use copy and paste to get the </w:t>
-      </w:r>
-      <w:proofErr w:type="spellStart"/>
-      <w:r>
-        <w:rPr>
-          <w:rFonts w:ascii="Aptos" w:hAnsi="Aptos" w:cs="Aptos"/>
-        </w:rPr>
-        <w:t>url</w:t>
-      </w:r>
-      <w:proofErr w:type="spellEnd"/>
-      <w:r>
-        <w:rPr>
-          <w:rFonts w:ascii="Aptos" w:hAnsi="Aptos" w:cs="Aptos"/>
-        </w:rPr>
-        <w:t xml:space="preserve"> back into this application.</w:t>
+        <w:t>This dialog box allows you to form URLs that optionally have a phrase that can be clicked on.  Images URLs can be added but only manually.  This is used for testing and nothing is returned to the main dialog box.  You must use copy and paste to get the url back into this application.</w:t>
       </w:r>
     </w:p>
     <w:p>
@@ -333,21 +305,7 @@
         <w:rPr>
           <w:rFonts w:ascii="Aptos" w:hAnsi="Aptos" w:cs="Aptos"/>
         </w:rPr>
-        <w:t xml:space="preserve">If you used the windows snip and paste to create an </w:t>
-      </w:r>
-      <w:proofErr w:type="gramStart"/>
-      <w:r>
-        <w:rPr>
-          <w:rFonts w:ascii="Aptos" w:hAnsi="Aptos" w:cs="Aptos"/>
-        </w:rPr>
-        <w:t>image</w:t>
-      </w:r>
-      <w:proofErr w:type="gramEnd"/>
-      <w:r>
-        <w:rPr>
-          <w:rFonts w:ascii="Aptos" w:hAnsi="Aptos" w:cs="Aptos"/>
-        </w:rPr>
-        <w:t xml:space="preserve"> then a local file was created.  This dialog box allows you to examine all local files and delete the ones that are no longer used. Local images files cannot be seen on the HP site.  Once uploaded to your HP photo album and replaced by the album URL they need to be deleted.</w:t>
+        <w:t>If you used the windows snip and paste to create an image then a local file was created.  This dialog box allows you to examine all local files and delete the ones that are no longer used. Local images files cannot be seen on the HP site.  Once uploaded to your HP photo album and replaced by the album URL they need to be deleted.</w:t>
       </w:r>
     </w:p>
     <w:p>
@@ -393,35 +351,7 @@
         <w:rPr>
           <w:rFonts w:ascii="Aptos" w:hAnsi="Aptos" w:cs="Aptos"/>
         </w:rPr>
-        <w:t xml:space="preserve">This dialog box allows you to create, test, and save various signatures.  You can also create a collection of image </w:t>
-      </w:r>
-      <w:proofErr w:type="gramStart"/>
-      <w:r>
-        <w:rPr>
-          <w:rFonts w:ascii="Aptos" w:hAnsi="Aptos" w:cs="Aptos"/>
-        </w:rPr>
-        <w:t>address</w:t>
-      </w:r>
-      <w:proofErr w:type="gramEnd"/>
-      <w:r>
-        <w:rPr>
-          <w:rFonts w:ascii="Aptos" w:hAnsi="Aptos" w:cs="Aptos"/>
-        </w:rPr>
-        <w:t xml:space="preserve"> or notes such as HTML and </w:t>
-      </w:r>
-      <w:proofErr w:type="spellStart"/>
-      <w:r>
-        <w:rPr>
-          <w:rFonts w:ascii="Aptos" w:hAnsi="Aptos" w:cs="Aptos"/>
-        </w:rPr>
-        <w:t>BBCode</w:t>
-      </w:r>
-      <w:proofErr w:type="spellEnd"/>
-      <w:r>
-        <w:rPr>
-          <w:rFonts w:ascii="Aptos" w:hAnsi="Aptos" w:cs="Aptos"/>
-        </w:rPr>
-        <w:t xml:space="preserve"> syntax for customizing your macros.</w:t>
+        <w:t>This dialog box allows you to create, test, and save various signatures.  You can also create a collection of image address or notes such as HTML and BBCode syntax for customizing your macros.</w:t>
       </w:r>
     </w:p>
     <w:p>
@@ -467,52 +397,24 @@
         <w:rPr>
           <w:rFonts w:ascii="Aptos" w:hAnsi="Aptos" w:cs="Aptos"/>
         </w:rPr>
-        <w:t xml:space="preserve">This dialog box allows you to search for </w:t>
-      </w:r>
-      <w:proofErr w:type="gramStart"/>
-      <w:r>
-        <w:rPr>
-          <w:rFonts w:ascii="Aptos" w:hAnsi="Aptos" w:cs="Aptos"/>
-        </w:rPr>
-        <w:t>word</w:t>
-      </w:r>
-      <w:proofErr w:type="gramEnd"/>
-      <w:r>
-        <w:rPr>
-          <w:rFonts w:ascii="Aptos" w:hAnsi="Aptos" w:cs="Aptos"/>
-        </w:rPr>
-        <w:t>, phrases, or parts of words</w:t>
-      </w:r>
-    </w:p>
-    <w:p>
-      <w:pPr>
-        <w:autoSpaceDE w:val="0"/>
-        <w:autoSpaceDN w:val="0"/>
-        <w:adjustRightInd w:val="0"/>
-        <w:spacing w:line="276" w:lineRule="auto"/>
-        <w:rPr>
-          <w:rFonts w:ascii="Aptos" w:hAnsi="Aptos" w:cs="Aptos"/>
-        </w:rPr>
-      </w:pPr>
-      <w:r>
-        <w:rPr>
-          <w:rFonts w:ascii="Aptos" w:hAnsi="Aptos" w:cs="Aptos"/>
-        </w:rPr>
-        <w:t xml:space="preserve">For </w:t>
-      </w:r>
-      <w:proofErr w:type="gramStart"/>
-      <w:r>
-        <w:rPr>
-          <w:rFonts w:ascii="Aptos" w:hAnsi="Aptos" w:cs="Aptos"/>
-        </w:rPr>
-        <w:t>example</w:t>
-      </w:r>
-      <w:proofErr w:type="gramEnd"/>
-      <w:r>
-        <w:rPr>
-          <w:rFonts w:ascii="Aptos" w:hAnsi="Aptos" w:cs="Aptos"/>
-        </w:rPr>
-        <w:t xml:space="preserve"> 'battery" returns </w:t>
+        <w:t>This dialog box allows you to search for word, phrases, or parts of words</w:t>
+      </w:r>
+    </w:p>
+    <w:p>
+      <w:pPr>
+        <w:autoSpaceDE w:val="0"/>
+        <w:autoSpaceDN w:val="0"/>
+        <w:adjustRightInd w:val="0"/>
+        <w:spacing w:line="276" w:lineRule="auto"/>
+        <w:rPr>
+          <w:rFonts w:ascii="Aptos" w:hAnsi="Aptos" w:cs="Aptos"/>
+        </w:rPr>
+      </w:pPr>
+      <w:r>
+        <w:rPr>
+          <w:rFonts w:ascii="Aptos" w:hAnsi="Aptos" w:cs="Aptos"/>
+        </w:rPr>
+        <w:t xml:space="preserve">For example 'battery" returns </w:t>
       </w:r>
     </w:p>
     <w:p>
@@ -854,35 +756,7 @@
         <w:rPr>
           <w:rFonts w:ascii="Aptos" w:hAnsi="Aptos" w:cs="Aptos"/>
         </w:rPr>
-        <w:t xml:space="preserve">This allows you to move macros from one file to another.  When you first download your forum macros they will end up in the </w:t>
-      </w:r>
-      <w:proofErr w:type="gramStart"/>
-      <w:r>
-        <w:rPr>
-          <w:rFonts w:ascii="Aptos" w:hAnsi="Aptos" w:cs="Aptos"/>
-        </w:rPr>
-        <w:t>file "HP"</w:t>
-      </w:r>
-      <w:proofErr w:type="gramEnd"/>
-      <w:r>
-        <w:rPr>
-          <w:rFonts w:ascii="Aptos" w:hAnsi="Aptos" w:cs="Aptos"/>
-        </w:rPr>
-        <w:t xml:space="preserve"> which can be edited.  Macros can be moved to different </w:t>
-      </w:r>
-      <w:proofErr w:type="gramStart"/>
-      <w:r>
-        <w:rPr>
-          <w:rFonts w:ascii="Aptos" w:hAnsi="Aptos" w:cs="Aptos"/>
-        </w:rPr>
-        <w:t>files</w:t>
-      </w:r>
-      <w:proofErr w:type="gramEnd"/>
-      <w:r>
-        <w:rPr>
-          <w:rFonts w:ascii="Aptos" w:hAnsi="Aptos" w:cs="Aptos"/>
-        </w:rPr>
-        <w:t xml:space="preserve"> for a better association.</w:t>
+        <w:t>This allows you to move macros from one file to another.  When you first download your forum macros they will end up in the file "HP" which can be edited.  Macros can be moved to different files for a better association.</w:t>
       </w:r>
     </w:p>
     <w:p>
@@ -945,52 +819,24 @@
         <w:rPr>
           <w:rFonts w:ascii="Aptos" w:hAnsi="Aptos" w:cs="Aptos"/>
         </w:rPr>
-        <w:t xml:space="preserve">You can specify which browser to use when accessing your forum settings page and photo album.   The </w:t>
-      </w:r>
-      <w:proofErr w:type="spellStart"/>
-      <w:r>
-        <w:rPr>
-          <w:rFonts w:ascii="Aptos" w:hAnsi="Aptos" w:cs="Aptos"/>
-        </w:rPr>
-        <w:t>MacroViewer</w:t>
-      </w:r>
-      <w:proofErr w:type="spellEnd"/>
-      <w:r>
-        <w:rPr>
-          <w:rFonts w:ascii="Aptos" w:hAnsi="Aptos" w:cs="Aptos"/>
-        </w:rPr>
-        <w:t xml:space="preserve"> app uses WebView2 to display all sites.  That tool requires the latest Edge.  If you do not have Edge installed this app will not display sites properly or at all.</w:t>
-      </w:r>
-    </w:p>
-    <w:p>
-      <w:pPr>
-        <w:autoSpaceDE w:val="0"/>
-        <w:autoSpaceDN w:val="0"/>
-        <w:adjustRightInd w:val="0"/>
-        <w:spacing w:line="276" w:lineRule="auto"/>
-        <w:rPr>
-          <w:rFonts w:ascii="Aptos" w:hAnsi="Aptos" w:cs="Aptos"/>
-        </w:rPr>
-      </w:pPr>
-      <w:r>
-        <w:rPr>
-          <w:rFonts w:ascii="Aptos" w:hAnsi="Aptos" w:cs="Aptos"/>
-        </w:rPr>
-        <w:t xml:space="preserve">If you enter your HP forum </w:t>
-      </w:r>
-      <w:proofErr w:type="gramStart"/>
-      <w:r>
-        <w:rPr>
-          <w:rFonts w:ascii="Aptos" w:hAnsi="Aptos" w:cs="Aptos"/>
-        </w:rPr>
-        <w:t>ID</w:t>
-      </w:r>
-      <w:proofErr w:type="gramEnd"/>
-      <w:r>
-        <w:rPr>
-          <w:rFonts w:ascii="Aptos" w:hAnsi="Aptos" w:cs="Aptos"/>
-        </w:rPr>
-        <w:t xml:space="preserve"> then the Edge or Chrome browser can bring up your photo album.  This app cannot log in.  You must have logged in earlier.  There is no communication between the browser or any web page and this app. </w:t>
+        <w:t>You can specify which browser to use when accessing your forum settings page and photo album.   The MacroViewer app uses WebView2 to display all sites.  That tool requires the latest Edge.  If you do not have Edge installed this app will not display sites properly or at all.</w:t>
+      </w:r>
+    </w:p>
+    <w:p>
+      <w:pPr>
+        <w:autoSpaceDE w:val="0"/>
+        <w:autoSpaceDN w:val="0"/>
+        <w:adjustRightInd w:val="0"/>
+        <w:spacing w:line="276" w:lineRule="auto"/>
+        <w:rPr>
+          <w:rFonts w:ascii="Aptos" w:hAnsi="Aptos" w:cs="Aptos"/>
+        </w:rPr>
+      </w:pPr>
+      <w:r>
+        <w:rPr>
+          <w:rFonts w:ascii="Aptos" w:hAnsi="Aptos" w:cs="Aptos"/>
+        </w:rPr>
+        <w:t xml:space="preserve">If you enter your HP forum ID then the Edge or Chrome browser can bring up your photo album.  This app cannot log in.  You must have logged in earlier.  There is no communication between the browser or any web page and this app. </w:t>
       </w:r>
     </w:p>
     <w:p>
@@ -1053,21 +899,7 @@
         <w:rPr>
           <w:rFonts w:ascii="Aptos" w:hAnsi="Aptos" w:cs="Aptos"/>
         </w:rPr>
-        <w:t xml:space="preserve">Click to show differences.  If there are </w:t>
-      </w:r>
-      <w:proofErr w:type="gramStart"/>
-      <w:r>
-        <w:rPr>
-          <w:rFonts w:ascii="Aptos" w:hAnsi="Aptos" w:cs="Aptos"/>
-        </w:rPr>
-        <w:t>errors</w:t>
-      </w:r>
-      <w:proofErr w:type="gramEnd"/>
-      <w:r>
-        <w:rPr>
-          <w:rFonts w:ascii="Aptos" w:hAnsi="Aptos" w:cs="Aptos"/>
-        </w:rPr>
-        <w:t xml:space="preserve"> then click to show either errors or differences.  This menu item is only visible when the local HP macros are loaded.</w:t>
+        <w:t>Click to show differences.  If there are errors then click to show either errors or differences.  This menu item is only visible when the local HP macros are loaded.</w:t>
       </w:r>
     </w:p>
     <w:p>
@@ -1244,6 +1076,118 @@
           <w:lang w:val="en"/>
         </w:rPr>
         <w:t xml:space="preserve">Select an entry and right click to add or remove to the Web Search that uses the Clipboard “C” or the quick warning that uses “Q”. </w:t>
+      </w:r>
+    </w:p>
+    <w:p>
+      <w:pPr>
+        <w:widowControl w:val="0"/>
+        <w:autoSpaceDE w:val="0"/>
+        <w:autoSpaceDN w:val="0"/>
+        <w:adjustRightInd w:val="0"/>
+        <w:spacing w:after="200" w:line="276" w:lineRule="auto"/>
+        <w:rPr>
+          <w:rFonts w:ascii="Calibri" w:hAnsi="Calibri" w:cs="Calibri"/>
+          <w:kern w:val="0"/>
+          <w:sz w:val="22"/>
+          <w:szCs w:val="22"/>
+          <w:lang w:val="en"/>
+        </w:rPr>
+      </w:pPr>
+      <w:r>
+        <w:rPr>
+          <w:rFonts w:ascii="Calibri" w:hAnsi="Calibri" w:cs="Calibri"/>
+          <w:kern w:val="0"/>
+          <w:sz w:val="22"/>
+          <w:szCs w:val="22"/>
+          <w:lang w:val="en"/>
+        </w:rPr>
+        <w:t>The below indicates the url is not any good.  You need to use the Edit Url form to change to the new url that HP is now using.</w:t>
+      </w:r>
+    </w:p>
+    <w:p>
+      <w:pPr>
+        <w:widowControl w:val="0"/>
+        <w:autoSpaceDE w:val="0"/>
+        <w:autoSpaceDN w:val="0"/>
+        <w:adjustRightInd w:val="0"/>
+        <w:spacing w:after="200" w:line="276" w:lineRule="auto"/>
+        <w:rPr>
+          <w:rFonts w:ascii="Calibri" w:hAnsi="Calibri" w:cs="Calibri"/>
+          <w:kern w:val="0"/>
+          <w:sz w:val="22"/>
+          <w:szCs w:val="22"/>
+          <w:lang w:val="en"/>
+        </w:rPr>
+      </w:pPr>
+      <w:r>
+        <w:rPr>
+          <w:rFonts w:ascii="Calibri" w:hAnsi="Calibri" w:cs="Calibri"/>
+          <w:kern w:val="0"/>
+          <w:sz w:val="22"/>
+          <w:szCs w:val="22"/>
+          <w:lang w:val="en"/>
+        </w:rPr>
+        <w:drawing>
+          <wp:inline distT="0" distB="0" distL="0" distR="0" wp14:anchorId="1B00B73A" wp14:editId="0581FB80">
+            <wp:extent cx="2276793" cy="438211"/>
+            <wp:effectExtent l="0" t="0" r="9525" b="0"/>
+            <wp:docPr id="431855637" name="Picture 1"/>
+            <wp:cNvGraphicFramePr>
+              <a:graphicFrameLocks xmlns:a="http://schemas.openxmlformats.org/drawingml/2006/main" noChangeAspect="1"/>
+            </wp:cNvGraphicFramePr>
+            <a:graphic xmlns:a="http://schemas.openxmlformats.org/drawingml/2006/main">
+              <a:graphicData uri="http://schemas.openxmlformats.org/drawingml/2006/picture">
+                <pic:pic xmlns:pic="http://schemas.openxmlformats.org/drawingml/2006/picture">
+                  <pic:nvPicPr>
+                    <pic:cNvPr id="431855637" name=""/>
+                    <pic:cNvPicPr/>
+                  </pic:nvPicPr>
+                  <pic:blipFill>
+                    <a:blip r:embed="rId5"/>
+                    <a:stretch>
+                      <a:fillRect/>
+                    </a:stretch>
+                  </pic:blipFill>
+                  <pic:spPr>
+                    <a:xfrm>
+                      <a:off x="0" y="0"/>
+                      <a:ext cx="2276793" cy="438211"/>
+                    </a:xfrm>
+                    <a:prstGeom prst="rect">
+                      <a:avLst/>
+                    </a:prstGeom>
+                  </pic:spPr>
+                </pic:pic>
+              </a:graphicData>
+            </a:graphic>
+          </wp:inline>
+        </w:drawing>
+      </w:r>
+    </w:p>
+    <w:p>
+      <w:pPr>
+        <w:widowControl w:val="0"/>
+        <w:autoSpaceDE w:val="0"/>
+        <w:autoSpaceDN w:val="0"/>
+        <w:adjustRightInd w:val="0"/>
+        <w:spacing w:after="200" w:line="276" w:lineRule="auto"/>
+        <w:rPr>
+          <w:rFonts w:ascii="Calibri" w:hAnsi="Calibri" w:cs="Calibri"/>
+          <w:kern w:val="0"/>
+          <w:sz w:val="22"/>
+          <w:szCs w:val="22"/>
+          <w:lang w:val="en"/>
+        </w:rPr>
+      </w:pPr>
+      <w:r>
+        <w:rPr>
+          <w:rFonts w:ascii="Calibri" w:hAnsi="Calibri" w:cs="Calibri"/>
+          <w:kern w:val="0"/>
+          <w:sz w:val="22"/>
+          <w:szCs w:val="22"/>
+          <w:lang w:val="en"/>
+        </w:rPr>
+        <w:t>You can run a url test by bring up the setting form and finding and running the FTP url check.</w:t>
       </w:r>
     </w:p>
     <w:sectPr>
